--- a/demoapp/src/Purchase/ReportLayout/PurchaseOrderReminderEmail2.docx
+++ b/demoapp/src/Purchase/ReportLayout/PurchaseOrderReminderEmail2.docx
@@ -127,7 +127,7 @@
     <w:tbl>
       <w:tblPr>
         <w:tblStyle w:val="TableGrid"/>
-        <w:tblW w:w="13583" w:type="dxa"/>
+        <w:tblW w:w="11065" w:type="dxa"/>
         <w:tblBorders>
           <w:top w:val="none" w:sz="0" w:space="0" w:color="auto"/>
           <w:left w:val="none" w:sz="0" w:space="0" w:color="auto"/>
@@ -140,17 +140,17 @@
         <w:tblLook w:val="04A0" w:firstRow="1" w:lastRow="0" w:firstColumn="1" w:lastColumn="0" w:noHBand="0" w:noVBand="1"/>
       </w:tblPr>
       <w:tblGrid>
-        <w:gridCol w:w="1350"/>
-        <w:gridCol w:w="2160"/>
-        <w:gridCol w:w="3285"/>
-        <w:gridCol w:w="1215"/>
-        <w:gridCol w:w="1170"/>
-        <w:gridCol w:w="1440"/>
-        <w:gridCol w:w="2963"/>
+        <w:gridCol w:w="910"/>
+        <w:gridCol w:w="1648"/>
+        <w:gridCol w:w="2977"/>
+        <w:gridCol w:w="670"/>
+        <w:gridCol w:w="1080"/>
+        <w:gridCol w:w="990"/>
+        <w:gridCol w:w="2790"/>
       </w:tblGrid>
       <w:tr>
         <w:trPr>
-          <w:trHeight w:val="716"/>
+          <w:trHeight w:val="665"/>
         </w:trPr>
         <w:sdt>
           <w:sdtPr>
@@ -173,7 +173,7 @@
           <w:sdtContent>
             <w:tc>
               <w:tcPr>
-                <w:tcW w:w="1350" w:type="dxa"/>
+                <w:tcW w:w="910" w:type="dxa"/>
                 <w:tcBorders>
                   <w:bottom w:val="single" w:sz="4" w:space="0" w:color="auto"/>
                 </w:tcBorders>
@@ -225,7 +225,7 @@
           <w:sdtContent>
             <w:tc>
               <w:tcPr>
-                <w:tcW w:w="2160" w:type="dxa"/>
+                <w:tcW w:w="1648" w:type="dxa"/>
                 <w:tcBorders>
                   <w:bottom w:val="single" w:sz="4" w:space="0" w:color="auto"/>
                 </w:tcBorders>
@@ -277,7 +277,7 @@
           <w:sdtContent>
             <w:tc>
               <w:tcPr>
-                <w:tcW w:w="3285" w:type="dxa"/>
+                <w:tcW w:w="2977" w:type="dxa"/>
                 <w:tcBorders>
                   <w:bottom w:val="single" w:sz="4" w:space="0" w:color="auto"/>
                 </w:tcBorders>
@@ -329,7 +329,7 @@
           <w:sdtContent>
             <w:tc>
               <w:tcPr>
-                <w:tcW w:w="1215" w:type="dxa"/>
+                <w:tcW w:w="670" w:type="dxa"/>
                 <w:tcBorders>
                   <w:bottom w:val="single" w:sz="4" w:space="0" w:color="auto"/>
                 </w:tcBorders>
@@ -380,7 +380,7 @@
           <w:sdtContent>
             <w:tc>
               <w:tcPr>
-                <w:tcW w:w="1170" w:type="dxa"/>
+                <w:tcW w:w="1080" w:type="dxa"/>
                 <w:tcBorders>
                   <w:bottom w:val="single" w:sz="4" w:space="0" w:color="auto"/>
                 </w:tcBorders>
@@ -431,7 +431,7 @@
           <w:sdtContent>
             <w:tc>
               <w:tcPr>
-                <w:tcW w:w="1440" w:type="dxa"/>
+                <w:tcW w:w="990" w:type="dxa"/>
                 <w:tcBorders>
                   <w:bottom w:val="single" w:sz="4" w:space="0" w:color="auto"/>
                 </w:tcBorders>
@@ -484,7 +484,7 @@
           <w:sdtContent>
             <w:tc>
               <w:tcPr>
-                <w:tcW w:w="2963" w:type="dxa"/>
+                <w:tcW w:w="2790" w:type="dxa"/>
                 <w:tcBorders>
                   <w:bottom w:val="single" w:sz="4" w:space="0" w:color="auto"/>
                 </w:tcBorders>
@@ -518,11 +518,11 @@
       </w:tr>
       <w:tr>
         <w:trPr>
-          <w:trHeight w:val="243"/>
+          <w:trHeight w:val="226"/>
         </w:trPr>
         <w:tc>
           <w:tcPr>
-            <w:tcW w:w="1350" w:type="dxa"/>
+            <w:tcW w:w="910" w:type="dxa"/>
             <w:tcBorders>
               <w:top w:val="single" w:sz="4" w:space="0" w:color="auto"/>
             </w:tcBorders>
@@ -539,7 +539,7 @@
         </w:tc>
         <w:tc>
           <w:tcPr>
-            <w:tcW w:w="2160" w:type="dxa"/>
+            <w:tcW w:w="1648" w:type="dxa"/>
             <w:tcBorders>
               <w:top w:val="single" w:sz="4" w:space="0" w:color="auto"/>
             </w:tcBorders>
@@ -556,7 +556,7 @@
         </w:tc>
         <w:tc>
           <w:tcPr>
-            <w:tcW w:w="3285" w:type="dxa"/>
+            <w:tcW w:w="2977" w:type="dxa"/>
             <w:tcBorders>
               <w:top w:val="single" w:sz="4" w:space="0" w:color="auto"/>
             </w:tcBorders>
@@ -573,7 +573,7 @@
         </w:tc>
         <w:tc>
           <w:tcPr>
-            <w:tcW w:w="1215" w:type="dxa"/>
+            <w:tcW w:w="670" w:type="dxa"/>
             <w:tcBorders>
               <w:top w:val="single" w:sz="4" w:space="0" w:color="auto"/>
             </w:tcBorders>
@@ -590,7 +590,7 @@
         </w:tc>
         <w:tc>
           <w:tcPr>
-            <w:tcW w:w="1170" w:type="dxa"/>
+            <w:tcW w:w="1080" w:type="dxa"/>
             <w:tcBorders>
               <w:top w:val="single" w:sz="4" w:space="0" w:color="auto"/>
             </w:tcBorders>
@@ -607,7 +607,7 @@
         </w:tc>
         <w:tc>
           <w:tcPr>
-            <w:tcW w:w="1440" w:type="dxa"/>
+            <w:tcW w:w="990" w:type="dxa"/>
             <w:tcBorders>
               <w:top w:val="single" w:sz="4" w:space="0" w:color="auto"/>
             </w:tcBorders>
@@ -624,7 +624,7 @@
         </w:tc>
         <w:tc>
           <w:tcPr>
-            <w:tcW w:w="2963" w:type="dxa"/>
+            <w:tcW w:w="2790" w:type="dxa"/>
             <w:tcBorders>
               <w:top w:val="single" w:sz="4" w:space="0" w:color="auto"/>
             </w:tcBorders>
@@ -670,7 +670,7 @@
             <w:sdtContent>
               <w:tr>
                 <w:trPr>
-                  <w:trHeight w:val="480"/>
+                  <w:trHeight w:val="446"/>
                 </w:trPr>
                 <w:sdt>
                   <w:sdtPr>
@@ -691,7 +691,7 @@
                   <w:sdtContent>
                     <w:tc>
                       <w:tcPr>
-                        <w:tcW w:w="1350" w:type="dxa"/>
+                        <w:tcW w:w="910" w:type="dxa"/>
                       </w:tcPr>
                       <w:p>
                         <w:pPr>
@@ -734,7 +734,7 @@
                   <w:sdtContent>
                     <w:tc>
                       <w:tcPr>
-                        <w:tcW w:w="2160" w:type="dxa"/>
+                        <w:tcW w:w="1648" w:type="dxa"/>
                       </w:tcPr>
                       <w:p>
                         <w:pPr>
@@ -777,7 +777,7 @@
                   <w:sdtContent>
                     <w:tc>
                       <w:tcPr>
-                        <w:tcW w:w="3285" w:type="dxa"/>
+                        <w:tcW w:w="2977" w:type="dxa"/>
                       </w:tcPr>
                       <w:p>
                         <w:pPr>
@@ -818,7 +818,7 @@
                   <w:sdtContent>
                     <w:tc>
                       <w:tcPr>
-                        <w:tcW w:w="1215" w:type="dxa"/>
+                        <w:tcW w:w="670" w:type="dxa"/>
                       </w:tcPr>
                       <w:p>
                         <w:pPr>
@@ -855,7 +855,7 @@
                   <w:sdtContent>
                     <w:tc>
                       <w:tcPr>
-                        <w:tcW w:w="1170" w:type="dxa"/>
+                        <w:tcW w:w="1080" w:type="dxa"/>
                       </w:tcPr>
                       <w:p>
                         <w:pPr>
@@ -889,7 +889,7 @@
                   <w:sdtContent>
                     <w:tc>
                       <w:tcPr>
-                        <w:tcW w:w="1440" w:type="dxa"/>
+                        <w:tcW w:w="990" w:type="dxa"/>
                       </w:tcPr>
                       <w:p>
                         <w:pPr>
@@ -933,7 +933,7 @@
                   <w:sdtContent>
                     <w:tc>
                       <w:tcPr>
-                        <w:tcW w:w="2963" w:type="dxa"/>
+                        <w:tcW w:w="2790" w:type="dxa"/>
                       </w:tcPr>
                       <w:p>
                         <w:pPr>
@@ -1003,8 +1003,8 @@
       </w:sdtContent>
     </w:sdt>
     <w:sectPr>
-      <w:pgSz w:w="16838" w:h="11906" w:orient="landscape"/>
-      <w:pgMar w:top="562" w:right="562" w:bottom="1138" w:left="562" w:header="706" w:footer="706" w:gutter="0"/>
+      <w:pgSz w:w="11906" w:h="16838"/>
+      <w:pgMar w:top="562" w:right="1138" w:bottom="562" w:left="562" w:header="706" w:footer="706" w:gutter="0"/>
       <w:cols w:space="708"/>
       <w:docGrid w:linePitch="360"/>
     </w:sectPr>
@@ -1639,7 +1639,6 @@
     <w:rsidRoot w:val="00C01CE7"/>
     <w:rsid w:val="00020842"/>
     <w:rsid w:val="000959DD"/>
-    <w:rsid w:val="002719E5"/>
     <w:rsid w:val="00282C9D"/>
     <w:rsid w:val="00367E17"/>
     <w:rsid w:val="003F1FBE"/>
@@ -1651,7 +1650,6 @@
     <w:rsid w:val="006F3284"/>
     <w:rsid w:val="0074675E"/>
     <w:rsid w:val="007C1126"/>
-    <w:rsid w:val="008C2E5A"/>
     <w:rsid w:val="009A4D0A"/>
     <w:rsid w:val="00A10BCF"/>
     <w:rsid w:val="00AA160A"/>
